--- a/briefs/south-carolina/growth-infrastructure-roads/citizen-v2/proposal-spotlights.docx
+++ b/briefs/south-carolina/growth-infrastructure-roads/citizen-v2/proposal-spotlights.docx
@@ -422,7 +422,7 @@
           <w:color w:val="444444"/>
           <w:sz w:val="20"/>
         </w:rPr>
-        <w:t xml:space="preserve"> S172 (2019) — a county-option one-cent-a-gallon gas fee for beach renourishment, by referendum; H3483 (2021) — local road-use fees kept in a separate audited account; H4597 (2020) — letting a county keep a pre-1997 hospitality fee (the family that funds Horry County road projects); S629 (2019) and the H3132/H4674 pair (2019–20) — more tourism-tax flexibility.</w:t>
+        <w:t xml:space="preserve"> S172 (2019) — a county-option one-cent-a-gallon gas fee for beach renourishment, by referendum; H3483 (2021) — local road-use fees kept in a separate audited account; H4597 (2019) — letting a county keep a pre-1997 hospitality fee (the family that funds Horry County road projects); S629 (2019) and the H3132/H4674 pair (2019–20) — more tourism-tax flexibility.</w:t>
       </w:r>
     </w:p>
     <w:p>
@@ -1204,7 +1204,7 @@
           <w:color w:val="1A2D4F"/>
           <w:sz w:val="20"/>
         </w:rPr>
-        <w:t>S227 (2026):</w:t>
+        <w:t>S227 (filed 2025):</w:t>
       </w:r>
       <w:r>
         <w:rPr>
@@ -1238,7 +1238,7 @@
           <w:color w:val="1A2D4F"/>
           <w:sz w:val="20"/>
         </w:rPr>
-        <w:t>S288 (2026):</w:t>
+        <w:t>S288 (filed 2025):</w:t>
       </w:r>
       <w:r>
         <w:rPr>
@@ -1296,7 +1296,7 @@
           <w:color w:val="444444"/>
           <w:sz w:val="20"/>
         </w:rPr>
-        <w:t xml:space="preserve"> H5562 (2024), H4050 (2026).</w:t>
+        <w:t xml:space="preserve"> H5562 (2024), H4050 (2025).</w:t>
       </w:r>
     </w:p>
     <w:p>

--- a/briefs/south-carolina/growth-infrastructure-roads/citizen-v2/proposal-spotlights.docx
+++ b/briefs/south-carolina/growth-infrastructure-roads/citizen-v2/proposal-spotlights.docx
@@ -238,6 +238,40 @@
           <w:sz w:val="20"/>
         </w:rPr>
         <w:t xml:space="preserve"> the local-option education capital improvements penny opened to more counties; House 81–18 and 91–14, Senate 40–2.</w:t>
+      </w:r>
+    </w:p>
+    <w:p>
+      <w:pPr>
+        <w:widowControl/>
+        <w:spacing w:before="0" w:after="80" w:lineRule="auto" w:line="276"/>
+        <w:ind w:left="200"/>
+      </w:pPr>
+      <w:r>
+        <w:rPr>
+          <w:rFonts w:ascii="Arial" w:hAnsi="Arial" w:cs="Arial" w:eastAsia="Arial"/>
+          <w:b w:val="0"/>
+          <w:color w:val="C0392B"/>
+          <w:sz w:val="20"/>
+        </w:rPr>
+        <w:t xml:space="preserve">▪  </w:t>
+      </w:r>
+      <w:r>
+        <w:rPr>
+          <w:rFonts w:ascii="Arial" w:hAnsi="Arial" w:cs="Arial" w:eastAsia="Arial"/>
+          <w:b/>
+          <w:color w:val="1A2D4F"/>
+          <w:sz w:val="20"/>
+        </w:rPr>
+        <w:t>S831 (Act 177 of 2026), toll provisions:</w:t>
+      </w:r>
+      <w:r>
+        <w:rPr>
+          <w:rFonts w:ascii="Arial" w:hAnsi="Arial" w:cs="Arial" w:eastAsia="Arial"/>
+          <w:b w:val="0"/>
+          <w:color w:val="444444"/>
+          <w:sz w:val="20"/>
+        </w:rPr>
+        <w:t xml:space="preserve"> the SCDOT Modernization Act rewrote the state toll framework — usage charges may only be imposed on new-capacity "choice lanes," and existing free lanes cannot be tolled.</w:t>
       </w:r>
     </w:p>
     <w:p>
@@ -1470,7 +1504,56 @@
           <w:color w:val="666666"/>
           <w:sz w:val="20"/>
         </w:rPr>
-        <w:t>Every maintenance bill died in first committee. The fix-first money is real — in the annual budget.</w:t>
+        <w:t>Every standalone maintenance bill died in first committee — but the pothole-reporting design passed inside the SCDOT Modernization Act, and the fix-first money is real in the annual budget.</w:t>
+      </w:r>
+    </w:p>
+    <w:p>
+      <w:pPr>
+        <w:widowControl/>
+        <w:spacing w:before="70" w:after="30" w:lineRule="auto" w:line="250"/>
+      </w:pPr>
+      <w:r>
+        <w:rPr>
+          <w:rFonts w:ascii="Arial" w:hAnsi="Arial" w:cs="Arial" w:eastAsia="Arial"/>
+          <w:b/>
+          <w:color w:val="2E4A78"/>
+          <w:sz w:val="24"/>
+        </w:rPr>
+        <w:t>Already law (inside the SCDOT Modernization Act)</w:t>
+      </w:r>
+    </w:p>
+    <w:p>
+      <w:pPr>
+        <w:widowControl/>
+        <w:spacing w:before="0" w:after="80" w:lineRule="auto" w:line="276"/>
+        <w:ind w:left="200"/>
+      </w:pPr>
+      <w:r>
+        <w:rPr>
+          <w:rFonts w:ascii="Arial" w:hAnsi="Arial" w:cs="Arial" w:eastAsia="Arial"/>
+          <w:b w:val="0"/>
+          <w:color w:val="C0392B"/>
+          <w:sz w:val="20"/>
+        </w:rPr>
+        <w:t xml:space="preserve">▪  </w:t>
+      </w:r>
+      <w:r>
+        <w:rPr>
+          <w:rFonts w:ascii="Arial" w:hAnsi="Arial" w:cs="Arial" w:eastAsia="Arial"/>
+          <w:b/>
+          <w:color w:val="1A2D4F"/>
+          <w:sz w:val="20"/>
+        </w:rPr>
+        <w:t>S831 (Act 177 of 2026), maintenance provisions:</w:t>
+      </w:r>
+      <w:r>
+        <w:rPr>
+          <w:rFonts w:ascii="Arial" w:hAnsi="Arial" w:cs="Arial" w:eastAsia="Arial"/>
+          <w:b w:val="0"/>
+          <w:color w:val="444444"/>
+          <w:sz w:val="20"/>
+        </w:rPr>
+        <w:t xml:space="preserve"> the Pothole Mitigation Program (new Section 57-5-1800) — the public reports potholes by phone, website, or a free mobile app, SCDOT must repair each reported pothole within seven days, and $15,000,000 a year is set aside from the Infrastructure Maintenance Trust Fund for full-depth repair of repeat potholes. The act also reset the county "C"-funds rule: a thirty-three percent state-highway share, with the remaining share at the county transportation committee's discretion.</w:t>
       </w:r>
     </w:p>
     <w:p>
@@ -2206,7 +2289,56 @@
           <w:color w:val="666666"/>
           <w:sz w:val="20"/>
         </w:rPr>
-        <w:t>No bidding bill reached a floor vote; the transparency tools exist as one-year budget rules.</w:t>
+        <w:t>No standalone bidding bill reached a floor vote — but the design-build method passed inside the SCDOT Modernization Act; the transparency tools exist as one-year budget rules.</w:t>
+      </w:r>
+    </w:p>
+    <w:p>
+      <w:pPr>
+        <w:widowControl/>
+        <w:spacing w:before="70" w:after="30" w:lineRule="auto" w:line="250"/>
+      </w:pPr>
+      <w:r>
+        <w:rPr>
+          <w:rFonts w:ascii="Arial" w:hAnsi="Arial" w:cs="Arial" w:eastAsia="Arial"/>
+          <w:b/>
+          <w:color w:val="2E4A78"/>
+          <w:sz w:val="24"/>
+        </w:rPr>
+        <w:t>Already law (inside the SCDOT Modernization Act)</w:t>
+      </w:r>
+    </w:p>
+    <w:p>
+      <w:pPr>
+        <w:widowControl/>
+        <w:spacing w:before="0" w:after="80" w:lineRule="auto" w:line="276"/>
+        <w:ind w:left="200"/>
+      </w:pPr>
+      <w:r>
+        <w:rPr>
+          <w:rFonts w:ascii="Arial" w:hAnsi="Arial" w:cs="Arial" w:eastAsia="Arial"/>
+          <w:b w:val="0"/>
+          <w:color w:val="C0392B"/>
+          <w:sz w:val="20"/>
+        </w:rPr>
+        <w:t xml:space="preserve">▪  </w:t>
+      </w:r>
+      <w:r>
+        <w:rPr>
+          <w:rFonts w:ascii="Arial" w:hAnsi="Arial" w:cs="Arial" w:eastAsia="Arial"/>
+          <w:b/>
+          <w:color w:val="1A2D4F"/>
+          <w:sz w:val="20"/>
+        </w:rPr>
+        <w:t>S831 (Act 177 of 2026), contracting provisions:</w:t>
+      </w:r>
+      <w:r>
+        <w:rPr>
+          <w:rFonts w:ascii="Arial" w:hAnsi="Arial" w:cs="Arial" w:eastAsia="Arial"/>
+          <w:b w:val="0"/>
+          <w:color w:val="444444"/>
+          <w:sz w:val="20"/>
+        </w:rPr>
+        <w:t xml:space="preserve"> phased design-build authority (new Section 57-5-1710) and construction manager/general contractor authority (57-5-1720) for SCDOT; public-private partnership agreements capped at sixty years (57-3-205); and a required independent external performance and organizational audit of SCDOT every four years.</w:t>
       </w:r>
     </w:p>
     <w:p>
@@ -2347,7 +2479,7 @@
           <w:color w:val="1A2D4F"/>
           <w:sz w:val="20"/>
         </w:rPr>
-        <w:t>Design-build:</w:t>
+        <w:t>Design-build (standalone bills):</w:t>
       </w:r>
       <w:r>
         <w:rPr>
@@ -2356,7 +2488,7 @@
           <w:color w:val="444444"/>
           <w:sz w:val="20"/>
         </w:rPr>
-        <w:t xml:space="preserve"> H5312 (2024) and H3560 (2025) — SCDOT could award contracts by progressive/phase design-build (qualifications first, then price); died in Ways and Means and Education and Public Works.</w:t>
+        <w:t xml:space="preserve"> H5312 (2024) and H3560 (2025) — SCDOT could award contracts by progressive/phase design-build (qualifications first, then price); died in Ways and Means and Education and Public Works before the method was enacted inside Act 177.</w:t>
       </w:r>
     </w:p>
     <w:p>

--- a/briefs/south-carolina/growth-infrastructure-roads/citizen-v2/proposal-spotlights.docx
+++ b/briefs/south-carolina/growth-infrastructure-roads/citizen-v2/proposal-spotlights.docx
@@ -54,7 +54,7 @@
           <w:color w:val="444444"/>
           <w:sz w:val="20"/>
         </w:rPr>
-        <w:t>A focused, bill-by-bill look at how far each Phase 2 growth-and-roads proposal has traveled in the General Assembly, 2019–2026. Each proposal is sorted into the same viability groups the brief uses — already law, got support, stopped early, never filed — so the brief shows the overall terrain and these spotlights show one proposal at a time. Proposals are Forum process input from the Phase 2 Community Conversations, labeled [P-…].</w:t>
+        <w:t>A focused, bill-by-bill look at how far each of the five Phase 2 growth-and-roads proposals has traveled in the General Assembly, 2019–2026, per the final proposal grid ("SC1 - Growth Infrastructure Roads"). Each proposal is sorted into the same viability groups the brief uses — already law, got support, stopped early, never filed — so the brief shows the overall terrain and these spotlights show one proposal at a time. Proposals are Forum process input from the Phase 2 Community Conversations, labeled [P-…].</w:t>
       </w:r>
     </w:p>
     <w:p>
@@ -70,7 +70,7 @@
           <w:sz w:val="25"/>
           <w:spacing w:val="20"/>
         </w:rPr>
-        <w:t>NEW OR EXPANDED LOCAL FUNDING TOOLS [P-LOCAL-FUNDING-TOOLS]</w:t>
+        <w:t>NEW OR EXPANDED LOCAL FUNDING TOOLS (PENNY / SALES TAX, IMPACT FEES, TOLLS, PARKING FEES) [P-LOCAL-FUNDING-TOOLS]</w:t>
       </w:r>
     </w:p>
     <w:p>
@@ -86,7 +86,7 @@
           <w:color w:val="666666"/>
           <w:sz w:val="20"/>
         </w:rPr>
-        <w:t>Counties already have referendum-gated penny taxes; every bill to widen them for roads and transit died unheard, while a new preservation penny became law.</w:t>
+        <w:t>Counties already have referendum-gated penny taxes and a 1999 impact-fee law; every bill to widen either tool died unheard, while a new preservation penny became law.</w:t>
       </w:r>
     </w:p>
     <w:p>
@@ -496,38 +496,6 @@
     <w:p>
       <w:pPr>
         <w:widowControl/>
-        <w:spacing w:before="84" w:after="36" w:lineRule="auto" w:line="254"/>
-      </w:pPr>
-      <w:r>
-        <w:rPr>
-          <w:rFonts w:ascii="Arial" w:hAnsi="Arial" w:cs="Arial" w:eastAsia="Arial"/>
-          <w:b/>
-          <w:color w:val="C0392B"/>
-          <w:sz w:val="25"/>
-          <w:spacing w:val="20"/>
-        </w:rPr>
-        <w:t>MAKE DEVELOPERS PAY FOR GROWTH [P-DEVELOPER-PAYS-GROWTH]</w:t>
-      </w:r>
-    </w:p>
-    <w:p>
-      <w:pPr>
-        <w:widowControl/>
-        <w:spacing w:before="0" w:after="60" w:lineRule="auto" w:line="276"/>
-      </w:pPr>
-      <w:r>
-        <w:rPr>
-          <w:rFonts w:ascii="Arial" w:hAnsi="Arial" w:cs="Arial" w:eastAsia="Arial"/>
-          <w:b w:val="0"/>
-          <w:i/>
-          <w:color w:val="666666"/>
-          <w:sz w:val="20"/>
-        </w:rPr>
-        <w:t>Ten impact-fee bills in two directions; not one got a hearing. The lone enacted impact-fee rule blocked the fees — for schools, for one year.</w:t>
-      </w:r>
-    </w:p>
-    <w:p>
-      <w:pPr>
-        <w:widowControl/>
         <w:spacing w:before="70" w:after="30" w:lineRule="auto" w:line="250"/>
       </w:pPr>
       <w:r>
@@ -537,7 +505,7 @@
           <w:color w:val="2E4A78"/>
           <w:sz w:val="24"/>
         </w:rPr>
-        <w:t>Stopped early (died in first committee, no recorded vote)</w:t>
+        <w:t>The impact-fee tool this proposal names — stopped early (no recorded vote, either direction)</w:t>
       </w:r>
     </w:p>
     <w:p>
@@ -571,7 +539,7 @@
           <w:color w:val="444444"/>
           <w:sz w:val="20"/>
         </w:rPr>
-        <w:t xml:space="preserve"> H4659 (2023) — allow fees on residential development only, or commercial only (today it is all-or-nothing); H5088 (2026) — add road resurfacing as a fundable cost and extend the spending window; H3460 (2021) and H4008 (2025) — a one-time developer fee per new unit funding a Gentrification Trust Fund to help longtime residents stay, with an exemption for projects with 15% low-income housing; H4943 (2022) — let pre-1999 fee programs pay down project debt.</w:t>
+        <w:t xml:space="preserve"> H4659 (2023) — allow fees on residential development only, or commercial only (today it is all-or-nothing); H5088 (2026) — add road resurfacing as a fundable cost and extend the spending window; H3460 (2021) and H4008 (2025) — a one-time developer fee per new unit funding help for longtime residents facing displacement, with an exemption for projects with 15% low-income housing; H4943 (2022) — let pre-1999 fee programs pay down project debt.</w:t>
       </w:r>
     </w:p>
     <w:p>
@@ -660,46 +628,6 @@
     <w:p>
       <w:pPr>
         <w:widowControl/>
-        <w:spacing w:before="70" w:after="30" w:lineRule="auto" w:line="250"/>
-      </w:pPr>
-      <w:r>
-        <w:rPr>
-          <w:rFonts w:ascii="Arial" w:hAnsi="Arial" w:cs="Arial" w:eastAsia="Arial"/>
-          <w:b/>
-          <w:color w:val="2E4A78"/>
-          <w:sz w:val="24"/>
-        </w:rPr>
-        <w:t>Never filed</w:t>
-      </w:r>
-    </w:p>
-    <w:p>
-      <w:pPr>
-        <w:widowControl/>
-        <w:spacing w:before="0" w:after="80" w:lineRule="auto" w:line="276"/>
-        <w:ind w:left="200"/>
-      </w:pPr>
-      <w:r>
-        <w:rPr>
-          <w:rFonts w:ascii="Arial" w:hAnsi="Arial" w:cs="Arial" w:eastAsia="Arial"/>
-          <w:b w:val="0"/>
-          <w:color w:val="C0392B"/>
-          <w:sz w:val="20"/>
-        </w:rPr>
-        <w:t xml:space="preserve">▪  </w:t>
-      </w:r>
-      <w:r>
-        <w:rPr>
-          <w:rFonts w:ascii="Arial" w:hAnsi="Arial" w:cs="Arial" w:eastAsia="Arial"/>
-          <w:b w:val="0"/>
-          <w:color w:val="444444"/>
-          <w:sz w:val="20"/>
-        </w:rPr>
-        <w:t>No proffer statute has ever been proposed; South Carolina law has no negotiated-contribution system.</w:t>
-      </w:r>
-    </w:p>
-    <w:p>
-      <w:pPr>
-        <w:widowControl/>
         <w:spacing w:before="84" w:after="36" w:lineRule="auto" w:line="254"/>
       </w:pPr>
       <w:r>
@@ -710,396 +638,7 @@
           <w:sz w:val="25"/>
           <w:spacing w:val="20"/>
         </w:rPr>
-        <w:t>PUBLIC TRANSIT, RAIL, AND MULTIMODAL OPTIONS [P-MULTIMODAL-TRANSPORT]</w:t>
-      </w:r>
-    </w:p>
-    <w:p>
-      <w:pPr>
-        <w:widowControl/>
-        <w:spacing w:before="0" w:after="60" w:lineRule="auto" w:line="276"/>
-      </w:pPr>
-      <w:r>
-        <w:rPr>
-          <w:rFonts w:ascii="Arial" w:hAnsi="Arial" w:cs="Arial" w:eastAsia="Arial"/>
-          <w:b w:val="0"/>
-          <w:i/>
-          <w:color w:val="666666"/>
-          <w:sz w:val="20"/>
-        </w:rPr>
-        <w:t>Zero hearings on every transit bill in four sessions. The only rail measure with floor votes moves freight — and died in Senate Finance twice.</w:t>
-      </w:r>
-    </w:p>
-    <w:p>
-      <w:pPr>
-        <w:widowControl/>
-        <w:spacing w:before="70" w:after="30" w:lineRule="auto" w:line="250"/>
-      </w:pPr>
-      <w:r>
-        <w:rPr>
-          <w:rFonts w:ascii="Arial" w:hAnsi="Arial" w:cs="Arial" w:eastAsia="Arial"/>
-          <w:b/>
-          <w:color w:val="2E4A78"/>
-          <w:sz w:val="24"/>
-        </w:rPr>
-        <w:t>Got support but didn't finish</w:t>
-      </w:r>
-    </w:p>
-    <w:p>
-      <w:pPr>
-        <w:widowControl/>
-        <w:spacing w:before="0" w:after="80" w:lineRule="auto" w:line="276"/>
-        <w:ind w:left="200"/>
-      </w:pPr>
-      <w:r>
-        <w:rPr>
-          <w:rFonts w:ascii="Arial" w:hAnsi="Arial" w:cs="Arial" w:eastAsia="Arial"/>
-          <w:b w:val="0"/>
-          <w:color w:val="C0392B"/>
-          <w:sz w:val="20"/>
-        </w:rPr>
-        <w:t xml:space="preserve">▪  </w:t>
-      </w:r>
-      <w:r>
-        <w:rPr>
-          <w:rFonts w:ascii="Arial" w:hAnsi="Arial" w:cs="Arial" w:eastAsia="Arial"/>
-          <w:b/>
-          <w:color w:val="1A2D4F"/>
-          <w:sz w:val="20"/>
-        </w:rPr>
-        <w:t>H4817 (2022):</w:t>
-      </w:r>
-      <w:r>
-        <w:rPr>
-          <w:rFonts w:ascii="Arial" w:hAnsi="Arial" w:cs="Arial" w:eastAsia="Arial"/>
-          <w:b w:val="0"/>
-          <w:color w:val="444444"/>
-          <w:sz w:val="20"/>
-        </w:rPr>
-        <w:t xml:space="preserve"> the Shortline Railroad Modernization Act — a tax credit for half of small railroads' track reconstruction costs; passed the House 106–3, died in Senate Finance.</w:t>
-      </w:r>
-    </w:p>
-    <w:p>
-      <w:pPr>
-        <w:widowControl/>
-        <w:spacing w:before="0" w:after="80" w:lineRule="auto" w:line="276"/>
-        <w:ind w:left="200"/>
-      </w:pPr>
-      <w:r>
-        <w:rPr>
-          <w:rFonts w:ascii="Arial" w:hAnsi="Arial" w:cs="Arial" w:eastAsia="Arial"/>
-          <w:b w:val="0"/>
-          <w:color w:val="C0392B"/>
-          <w:sz w:val="20"/>
-        </w:rPr>
-        <w:t xml:space="preserve">▪  </w:t>
-      </w:r>
-      <w:r>
-        <w:rPr>
-          <w:rFonts w:ascii="Arial" w:hAnsi="Arial" w:cs="Arial" w:eastAsia="Arial"/>
-          <w:b/>
-          <w:color w:val="1A2D4F"/>
-          <w:sz w:val="20"/>
-        </w:rPr>
-        <w:t>H3737 (2023):</w:t>
-      </w:r>
-      <w:r>
-        <w:rPr>
-          <w:rFonts w:ascii="Arial" w:hAnsi="Arial" w:cs="Arial" w:eastAsia="Arial"/>
-          <w:b w:val="0"/>
-          <w:color w:val="444444"/>
-          <w:sz w:val="20"/>
-        </w:rPr>
-        <w:t xml:space="preserve"> the same act refiled; passed the House 65–46, died in Senate Finance (Senate version S269 died in Finance without a vote).</w:t>
-      </w:r>
-    </w:p>
-    <w:p>
-      <w:pPr>
-        <w:widowControl/>
-        <w:spacing w:before="70" w:after="30" w:lineRule="auto" w:line="250"/>
-      </w:pPr>
-      <w:r>
-        <w:rPr>
-          <w:rFonts w:ascii="Arial" w:hAnsi="Arial" w:cs="Arial" w:eastAsia="Arial"/>
-          <w:b/>
-          <w:color w:val="2E4A78"/>
-          <w:sz w:val="24"/>
-        </w:rPr>
-        <w:t>Already law (edges of the lane)</w:t>
-      </w:r>
-    </w:p>
-    <w:p>
-      <w:pPr>
-        <w:widowControl/>
-        <w:spacing w:before="0" w:after="80" w:lineRule="auto" w:line="276"/>
-        <w:ind w:left="200"/>
-      </w:pPr>
-      <w:r>
-        <w:rPr>
-          <w:rFonts w:ascii="Arial" w:hAnsi="Arial" w:cs="Arial" w:eastAsia="Arial"/>
-          <w:b w:val="0"/>
-          <w:color w:val="C0392B"/>
-          <w:sz w:val="20"/>
-        </w:rPr>
-        <w:t xml:space="preserve">▪  </w:t>
-      </w:r>
-      <w:r>
-        <w:rPr>
-          <w:rFonts w:ascii="Arial" w:hAnsi="Arial" w:cs="Arial" w:eastAsia="Arial"/>
-          <w:b/>
-          <w:color w:val="1A2D4F"/>
-          <w:sz w:val="20"/>
-        </w:rPr>
-        <w:t>S399 (Act 222 of 2026):</w:t>
-      </w:r>
-      <w:r>
-        <w:rPr>
-          <w:rFonts w:ascii="Arial" w:hAnsi="Arial" w:cs="Arial" w:eastAsia="Arial"/>
-          <w:b w:val="0"/>
-          <w:color w:val="444444"/>
-          <w:sz w:val="20"/>
-        </w:rPr>
-        <w:t xml:space="preserve"> refusing to leave a public transit facility after a warning is a misdemeanor, with a warning-and-appeal process; Senate 44–0, House 107–0.</w:t>
-      </w:r>
-    </w:p>
-    <w:p>
-      <w:pPr>
-        <w:widowControl/>
-        <w:spacing w:before="0" w:after="80" w:lineRule="auto" w:line="276"/>
-        <w:ind w:left="200"/>
-      </w:pPr>
-      <w:r>
-        <w:rPr>
-          <w:rFonts w:ascii="Arial" w:hAnsi="Arial" w:cs="Arial" w:eastAsia="Arial"/>
-          <w:b w:val="0"/>
-          <w:color w:val="C0392B"/>
-          <w:sz w:val="20"/>
-        </w:rPr>
-        <w:t xml:space="preserve">▪  </w:t>
-      </w:r>
-      <w:r>
-        <w:rPr>
-          <w:rFonts w:ascii="Arial" w:hAnsi="Arial" w:cs="Arial" w:eastAsia="Arial"/>
-          <w:b/>
-          <w:color w:val="1A2D4F"/>
-          <w:sz w:val="20"/>
-        </w:rPr>
-        <w:t>S304 (Act 46 of 2021):</w:t>
-      </w:r>
-      <w:r>
-        <w:rPr>
-          <w:rFonts w:ascii="Arial" w:hAnsi="Arial" w:cs="Arial" w:eastAsia="Arial"/>
-          <w:b w:val="0"/>
-          <w:color w:val="444444"/>
-          <w:sz w:val="20"/>
-        </w:rPr>
-        <w:t xml:space="preserve"> the EV-charging framework — when a charging-station host is not a utility, plus a joint legislative committee on transportation electrification; Senate 43–1, House 110–2.</w:t>
-      </w:r>
-    </w:p>
-    <w:p>
-      <w:pPr>
-        <w:widowControl/>
-        <w:spacing w:before="70" w:after="30" w:lineRule="auto" w:line="250"/>
-      </w:pPr>
-      <w:r>
-        <w:rPr>
-          <w:rFonts w:ascii="Arial" w:hAnsi="Arial" w:cs="Arial" w:eastAsia="Arial"/>
-          <w:b/>
-          <w:color w:val="2E4A78"/>
-          <w:sz w:val="24"/>
-        </w:rPr>
-        <w:t>Stopped early (died in first committee, no recorded vote)</w:t>
-      </w:r>
-    </w:p>
-    <w:p>
-      <w:pPr>
-        <w:widowControl/>
-        <w:spacing w:before="0" w:after="80" w:lineRule="auto" w:line="276"/>
-        <w:ind w:left="200"/>
-      </w:pPr>
-      <w:r>
-        <w:rPr>
-          <w:rFonts w:ascii="Arial" w:hAnsi="Arial" w:cs="Arial" w:eastAsia="Arial"/>
-          <w:b w:val="0"/>
-          <w:color w:val="C0392B"/>
-          <w:sz w:val="20"/>
-        </w:rPr>
-        <w:t xml:space="preserve">▪  </w:t>
-      </w:r>
-      <w:r>
-        <w:rPr>
-          <w:rFonts w:ascii="Arial" w:hAnsi="Arial" w:cs="Arial" w:eastAsia="Arial"/>
-          <w:b/>
-          <w:color w:val="1A2D4F"/>
-          <w:sz w:val="20"/>
-        </w:rPr>
-        <w:t>Streets designed for everyone:</w:t>
-      </w:r>
-      <w:r>
-        <w:rPr>
-          <w:rFonts w:ascii="Arial" w:hAnsi="Arial" w:cs="Arial" w:eastAsia="Arial"/>
-          <w:b w:val="0"/>
-          <w:color w:val="444444"/>
-          <w:sz w:val="20"/>
-        </w:rPr>
-        <w:t xml:space="preserve"> H3656 (2019) — a SCDOT "complete streets" policy for pedestrians, cyclists, and transit riders; H3051 (2021) — SCDOT's pre-project feasibility reviews would cover all roads and use measurable standards including dedicated bus lanes; H3654 (2019) — transit-access studies before public facilities are built.</w:t>
-      </w:r>
-    </w:p>
-    <w:p>
-      <w:pPr>
-        <w:widowControl/>
-        <w:spacing w:before="0" w:after="80" w:lineRule="auto" w:line="276"/>
-        <w:ind w:left="200"/>
-      </w:pPr>
-      <w:r>
-        <w:rPr>
-          <w:rFonts w:ascii="Arial" w:hAnsi="Arial" w:cs="Arial" w:eastAsia="Arial"/>
-          <w:b w:val="0"/>
-          <w:color w:val="C0392B"/>
-          <w:sz w:val="20"/>
-        </w:rPr>
-        <w:t xml:space="preserve">▪  </w:t>
-      </w:r>
-      <w:r>
-        <w:rPr>
-          <w:rFonts w:ascii="Arial" w:hAnsi="Arial" w:cs="Arial" w:eastAsia="Arial"/>
-          <w:b/>
-          <w:color w:val="1A2D4F"/>
-          <w:sz w:val="20"/>
-        </w:rPr>
-        <w:t>Transit-oriented development:</w:t>
-      </w:r>
-      <w:r>
-        <w:rPr>
-          <w:rFonts w:ascii="Arial" w:hAnsi="Arial" w:cs="Arial" w:eastAsia="Arial"/>
-          <w:b w:val="0"/>
-          <w:color w:val="444444"/>
-          <w:sz w:val="20"/>
-        </w:rPr>
-        <w:t xml:space="preserve"> H3655 (2019) and H4013 (2023) — counties and cities could create transit-oriented redevelopment agencies; H3828 (2019) — the Developer-Provided Transit Stop Act, incentives plus a tax credit for developers building bus stops and walkable paths near transit lines.</w:t>
-      </w:r>
-    </w:p>
-    <w:p>
-      <w:pPr>
-        <w:widowControl/>
-        <w:spacing w:before="0" w:after="80" w:lineRule="auto" w:line="276"/>
-        <w:ind w:left="200"/>
-      </w:pPr>
-      <w:r>
-        <w:rPr>
-          <w:rFonts w:ascii="Arial" w:hAnsi="Arial" w:cs="Arial" w:eastAsia="Arial"/>
-          <w:b w:val="0"/>
-          <w:color w:val="C0392B"/>
-          <w:sz w:val="20"/>
-        </w:rPr>
-        <w:t xml:space="preserve">▪  </w:t>
-      </w:r>
-      <w:r>
-        <w:rPr>
-          <w:rFonts w:ascii="Arial" w:hAnsi="Arial" w:cs="Arial" w:eastAsia="Arial"/>
-          <w:b/>
-          <w:color w:val="1A2D4F"/>
-          <w:sz w:val="20"/>
-        </w:rPr>
-        <w:t>Rail studies and commissions:</w:t>
-      </w:r>
-      <w:r>
-        <w:rPr>
-          <w:rFonts w:ascii="Arial" w:hAnsi="Arial" w:cs="Arial" w:eastAsia="Arial"/>
-          <w:b w:val="0"/>
-          <w:color w:val="444444"/>
-          <w:sz w:val="20"/>
-        </w:rPr>
-        <w:t xml:space="preserve"> S216 and H3189 (2019), H3937 (2021), H4122 (2025) — commuter/high-speed rail commissions tied to the Southeast High-Speed Rail Corridor; S730 (2019) — a study committee on connecting to Charlotte's mass transit; H5347 (2024) — SCDOT would study commuter rail alongside existing highways.</w:t>
-      </w:r>
-    </w:p>
-    <w:p>
-      <w:pPr>
-        <w:widowControl/>
-        <w:spacing w:before="0" w:after="80" w:lineRule="auto" w:line="276"/>
-        <w:ind w:left="200"/>
-      </w:pPr>
-      <w:r>
-        <w:rPr>
-          <w:rFonts w:ascii="Arial" w:hAnsi="Arial" w:cs="Arial" w:eastAsia="Arial"/>
-          <w:b w:val="0"/>
-          <w:color w:val="C0392B"/>
-          <w:sz w:val="20"/>
-        </w:rPr>
-        <w:t xml:space="preserve">▪  </w:t>
-      </w:r>
-      <w:r>
-        <w:rPr>
-          <w:rFonts w:ascii="Arial" w:hAnsi="Arial" w:cs="Arial" w:eastAsia="Arial"/>
-          <w:b/>
-          <w:color w:val="1A2D4F"/>
-          <w:sz w:val="20"/>
-        </w:rPr>
-        <w:t>Rail infrastructure mechanics:</w:t>
-      </w:r>
-      <w:r>
-        <w:rPr>
-          <w:rFonts w:ascii="Arial" w:hAnsi="Arial" w:cs="Arial" w:eastAsia="Arial"/>
-          <w:b w:val="0"/>
-          <w:color w:val="444444"/>
-          <w:sz w:val="20"/>
-        </w:rPr>
-        <w:t xml:space="preserve"> H4057 (2025) — standardized fees and a dispute process for utility lines crossing railroad property.</w:t>
-      </w:r>
-    </w:p>
-    <w:p>
-      <w:pPr>
-        <w:widowControl/>
-        <w:spacing w:before="70" w:after="30" w:lineRule="auto" w:line="250"/>
-      </w:pPr>
-      <w:r>
-        <w:rPr>
-          <w:rFonts w:ascii="Arial" w:hAnsi="Arial" w:cs="Arial" w:eastAsia="Arial"/>
-          <w:b/>
-          <w:color w:val="2E4A78"/>
-          <w:sz w:val="24"/>
-        </w:rPr>
-        <w:t>Never filed</w:t>
-      </w:r>
-    </w:p>
-    <w:p>
-      <w:pPr>
-        <w:widowControl/>
-        <w:spacing w:before="0" w:after="80" w:lineRule="auto" w:line="276"/>
-        <w:ind w:left="200"/>
-      </w:pPr>
-      <w:r>
-        <w:rPr>
-          <w:rFonts w:ascii="Arial" w:hAnsi="Arial" w:cs="Arial" w:eastAsia="Arial"/>
-          <w:b w:val="0"/>
-          <w:color w:val="C0392B"/>
-          <w:sz w:val="20"/>
-        </w:rPr>
-        <w:t xml:space="preserve">▪  </w:t>
-      </w:r>
-      <w:r>
-        <w:rPr>
-          <w:rFonts w:ascii="Arial" w:hAnsi="Arial" w:cs="Arial" w:eastAsia="Arial"/>
-          <w:b w:val="0"/>
-          <w:color w:val="444444"/>
-          <w:sz w:val="20"/>
-        </w:rPr>
-        <w:t>No bill in this record proposes state operating money for transit service; every filed design is local-option funding, studies, or incentives.</w:t>
-      </w:r>
-    </w:p>
-    <w:p>
-      <w:pPr>
-        <w:widowControl/>
-        <w:spacing w:before="84" w:after="36" w:lineRule="auto" w:line="254"/>
-      </w:pPr>
-      <w:r>
-        <w:rPr>
-          <w:rFonts w:ascii="Arial" w:hAnsi="Arial" w:cs="Arial" w:eastAsia="Arial"/>
-          <w:b/>
-          <w:color w:val="C0392B"/>
-          <w:sz w:val="25"/>
-          <w:spacing w:val="20"/>
-        </w:rPr>
-        <w:t>STATE OR REGIONAL PLANNING FOR GROWTH [P-STATE-MASTER-PLANNING]</w:t>
+        <w:t>STATE COMPREHENSIVE / MASTER PLANNING VS. FRAGMENTED COUNTY PLANS [P-STATE-MASTER-PLANNING]</w:t>
       </w:r>
     </w:p>
     <w:p>
@@ -1488,7 +1027,7 @@
           <w:sz w:val="25"/>
           <w:spacing w:val="20"/>
         </w:rPr>
-        <w:t>MAINTAIN EXISTING ROADS FIRST [P-FIX-ROADS-FIRST]</w:t>
+        <w:t>FIX THE ROADS WE'VE GOT FIRST [P-FIX-ROADS-FIRST]</w:t>
       </w:r>
     </w:p>
     <w:p>
@@ -2007,7 +1546,7 @@
           <w:sz w:val="25"/>
           <w:spacing w:val="20"/>
         </w:rPr>
-        <w:t>FUND INFRASTRUCTURE WITHOUT NEW TAXES OR FEES [P-NO-NEW-TAXES]</w:t>
+        <w:t>NO NEW TAXES / OPPOSE EXTRA TAXES AND FEES [P-NO-NEW-TAXES]</w:t>
       </w:r>
     </w:p>
     <w:p>
@@ -2273,7 +1812,7 @@
           <w:sz w:val="25"/>
           <w:spacing w:val="20"/>
         </w:rPr>
-        <w:t>BETTER BIDDING AND CONTRACTOR ACCOUNTABILITY [P-CONTRACTOR-ACCOUNTABILITY]</w:t>
+        <w:t>IMPROVE THE CONTRACTOR BIDDING PROCESS / HOLD CONTRACTORS ACCOUNTABLE [P-CONTRACTOR-ACCOUNTABILITY]</w:t>
       </w:r>
     </w:p>
     <w:p>
@@ -2671,7 +2210,7 @@
         <w:color w:val="666666"/>
         <w:sz w:val="16"/>
       </w:rPr>
-      <w:t>SC1 Growth, Infrastructure, and Roads Policy Spotlights v2.0</w:t>
+      <w:t>SC1 Growth, Infrastructure, and Roads Policy Spotlights v2.1</w:t>
       <w:tab/>
     </w:r>
     <w:fldSimple w:instr=" PAGE ">
